--- a/03_Outputs/final scripts/zh/Module 8/8.0.0-zh.docx
+++ b/03_Outputs/final scripts/zh/Module 8/8.0.0-zh.docx
@@ -29,7 +29,7 @@
     </w:p>
     <w:p>
       <w:r>
-        <w:t>这一转型带来了挑战，但也蕴藏着巨大机遇。支持性政策、技术突破和包容性策略可以加快创新步伐——构建一个可持续、具有韧性且公平的能源未来。</w:t>
+        <w:t>这一转型带来了挑战，但也蕴藏着巨大机遇。支持性政策、技术突破和包容性策略可以加速创新——构建一个可持续、具有韧性且公平的能源未来。</w:t>
       </w:r>
     </w:p>
     <w:sectPr>
